--- a/arb/docx/40.content.docx
+++ b/arb/docx/40.content.docx
@@ -9,6 +9,8 @@
       </w:pPr>
       <w:r>
         <w:rPr>
+          <w:rtl/>
+          <w:cs/>
           <w:lang w:val="ar_AE" w:bidi="ar_AE"/>
         </w:rPr>
       </w:r>
@@ -20,12 +22,16 @@
       </w:pPr>
       <w:r>
         <w:rPr>
+          <w:rtl/>
+          <w:cs/>
           <w:lang w:val="ar_AE" w:bidi="ar_AE"/>
         </w:rPr>
         <w:t>Resource: Biblica Study Notes</w:t>
       </w:r>
       <w:r>
         <w:rPr>
+          <w:rtl/>
+          <w:cs/>
           <w:lang w:val="ar_AE" w:bidi="ar_AE"/>
         </w:rPr>
       </w:r>
@@ -36,53 +42,71 @@
       </w:pPr>
       <w:r>
         <w:rPr>
+          <w:rtl/>
+          <w:cs/>
           <w:lang w:val="ar_AE" w:bidi="ar_AE"/>
         </w:rPr>
       </w:r>
       <w:r>
         <w:rPr>
           <w:b/>
+          <w:rtl/>
+          <w:cs/>
           <w:lang w:val="ar_AE" w:bidi="ar_AE"/>
         </w:rPr>
         <w:t>Biblica Study Notes (Book Intros)</w:t>
       </w:r>
       <w:r>
         <w:rPr>
+          <w:rtl/>
+          <w:cs/>
           <w:lang w:val="ar_AE" w:bidi="ar_AE"/>
         </w:rPr>
         <w:t xml:space="preserve"> © 2023 Biblica Inc. Released under CC BY-SA 4.0 license. </w:t>
       </w:r>
       <w:r>
         <w:rPr>
+          <w:rtl/>
+          <w:cs/>
           <w:lang w:val="ar_AE" w:bidi="ar_AE"/>
         </w:rPr>
         <w:t>Biblica Study Notes</w:t>
       </w:r>
       <w:r>
         <w:rPr>
+          <w:rtl/>
+          <w:cs/>
           <w:lang w:val="ar_AE" w:bidi="ar_AE"/>
         </w:rPr>
         <w:t xml:space="preserve"> has been adapted in the following languages: Tok Pisin, Arabic (عربي), French (Français), Hindi (हिंदी), Indonesian (Bahasa Indonesia), Portuguese (Português), Russian (Русский), Spanish (Español), Swahili (Kiswahili), and Simplified Chinese (简体中文)from </w:t>
       </w:r>
       <w:r>
         <w:rPr>
+          <w:rtl/>
+          <w:cs/>
           <w:lang w:val="ar_AE" w:bidi="ar_AE"/>
         </w:rPr>
         <w:t>Biblica Study Notes</w:t>
       </w:r>
       <w:r>
         <w:rPr>
+          <w:rtl/>
+          <w:cs/>
           <w:lang w:val="ar_AE" w:bidi="ar_AE"/>
         </w:rPr>
         <w:t xml:space="preserve"> © 2023 Biblica Inc. Released under CC BY-SA 4.0 license by Mission Mutual</w:t>
       </w:r>
       <w:r>
         <w:rPr>
-          <w:lang w:val="ar_AE" w:bidi="ar_AE"/>
-        </w:rPr>
-      </w:r>
-      <w:r>
-        <w:rPr>
+          <w:rtl/>
+          <w:cs/>
+          <w:lang w:val="ar_AE" w:bidi="ar_AE"/>
+        </w:rPr>
+      </w:r>
+      <w:r>
+        <w:rPr>
+          <w:rtl/>
+          <w:cs/>
           <w:lang w:val="ar_AE" w:bidi="ar_AE"/>
         </w:rPr>
       </w:r>
@@ -94,6 +118,8 @@
       </w:pPr>
       <w:r>
         <w:rPr>
+          <w:rtl/>
+          <w:cs/>
           <w:lang w:val="ar_AE" w:bidi="ar_AE"/>
         </w:rPr>
         <w:t>Biblica Study Notes</w:t>
@@ -123,6 +149,8 @@
       </w:pPr>
       <w:r>
         <w:rPr>
+          <w:rtl/>
+          <w:cs/>
           <w:lang w:val="ar_AE" w:bidi="ar_AE"/>
         </w:rPr>
       </w:r>
@@ -134,12 +162,16 @@
       </w:pPr>
       <w:r>
         <w:rPr>
+          <w:rtl/>
+          <w:cs/>
           <w:lang w:val="ar_AE" w:bidi="ar_AE"/>
         </w:rPr>
         <w:t>MAT</w:t>
       </w:r>
       <w:r>
         <w:rPr>
+          <w:rtl/>
+          <w:cs/>
           <w:lang w:val="ar_AE" w:bidi="ar_AE"/>
         </w:rPr>
       </w:r>
@@ -150,22 +182,30 @@
       </w:pPr>
       <w:r>
         <w:rPr>
-          <w:lang w:val="ar_AE" w:bidi="ar_AE"/>
-        </w:rPr>
-      </w:r>
-      <w:r>
-        <w:rPr>
+          <w:rtl/>
+          <w:cs/>
+          <w:lang w:val="ar_AE" w:bidi="ar_AE"/>
+        </w:rPr>
+      </w:r>
+      <w:r>
+        <w:rPr>
+          <w:rtl/>
+          <w:cs/>
           <w:lang w:val="ar_AE" w:bidi="ar_AE"/>
         </w:rPr>
         <w:t xml:space="preserve"> </w:t>
       </w:r>
       <w:r>
         <w:rPr>
-          <w:lang w:val="ar_AE" w:bidi="ar_AE"/>
-        </w:rPr>
-      </w:r>
-      <w:r>
-        <w:rPr>
+          <w:rtl/>
+          <w:cs/>
+          <w:lang w:val="ar_AE" w:bidi="ar_AE"/>
+        </w:rPr>
+      </w:r>
+      <w:r>
+        <w:rPr>
+          <w:rtl/>
+          <w:cs/>
           <w:lang w:val="ar_AE" w:bidi="ar_AE"/>
         </w:rPr>
       </w:r>
@@ -191,6 +231,8 @@
       </w:pPr>
       <w:r>
         <w:rPr>
+          <w:rtl/>
+          <w:cs/>
           <w:lang w:val="ar_AE" w:bidi="ar_AE"/>
         </w:rPr>
       </w:r>
@@ -202,12 +244,16 @@
       </w:pPr>
       <w:r>
         <w:rPr>
+          <w:rtl/>
+          <w:cs/>
           <w:lang w:val="ar_AE" w:bidi="ar_AE"/>
         </w:rPr>
         <w:t>متى</w:t>
       </w:r>
       <w:r>
         <w:rPr>
+          <w:rtl/>
+          <w:cs/>
           <w:lang w:val="ar_AE" w:bidi="ar_AE"/>
         </w:rPr>
       </w:r>
@@ -218,12 +264,16 @@
       </w:pPr>
       <w:r>
         <w:rPr>
+          <w:rtl/>
+          <w:cs/>
           <w:lang w:val="ar_AE" w:bidi="ar_AE"/>
         </w:rPr>
       </w:r>
       <w:r>
         <w:rPr>
           <w:b/>
+          <w:rtl/>
+          <w:cs/>
           <w:lang w:val="ar_AE" w:bidi="ar_AE"/>
         </w:rPr>
         <w:t>ما هو إنجيل متى؟</w:t>
@@ -238,11 +288,15 @@
       </w:pPr>
       <w:r>
         <w:rPr>
-          <w:lang w:val="ar_AE" w:bidi="ar_AE"/>
-        </w:rPr>
-      </w:r>
-      <w:r>
-        <w:rPr>
+          <w:rtl/>
+          <w:cs/>
+          <w:lang w:val="ar_AE" w:bidi="ar_AE"/>
+        </w:rPr>
+      </w:r>
+      <w:r>
+        <w:rPr>
+          <w:rtl/>
+          <w:cs/>
           <w:lang w:val="ar_AE" w:bidi="ar_AE"/>
         </w:rPr>
         <w:t>إنجيل متى هو مجموعة من القصص عن يسوع. وهو يتضمن كلمات وتعاليم يسوع. تم تناقل هذه القصص والتعاليم من قِبَل أتباع يسوع الذين عاشوا وعملوا معه.</w:t>
@@ -257,11 +311,15 @@
       </w:pPr>
       <w:r>
         <w:rPr>
-          <w:lang w:val="ar_AE" w:bidi="ar_AE"/>
-        </w:rPr>
-      </w:r>
-      <w:r>
-        <w:rPr>
+          <w:rtl/>
+          <w:cs/>
+          <w:lang w:val="ar_AE" w:bidi="ar_AE"/>
+        </w:rPr>
+      </w:r>
+      <w:r>
+        <w:rPr>
+          <w:rtl/>
+          <w:cs/>
           <w:lang w:val="ar_AE" w:bidi="ar_AE"/>
         </w:rPr>
         <w:t>كتب متى هذه القصص والتعاليم. ويُعتقد أنه كتبها بين السنوات 60 و65 ميلادية.</w:t>
@@ -273,12 +331,16 @@
       </w:pPr>
       <w:r>
         <w:rPr>
+          <w:rtl/>
+          <w:cs/>
           <w:lang w:val="ar_AE" w:bidi="ar_AE"/>
         </w:rPr>
       </w:r>
       <w:r>
         <w:rPr>
           <w:b/>
+          <w:rtl/>
+          <w:cs/>
           <w:lang w:val="ar_AE" w:bidi="ar_AE"/>
         </w:rPr>
         <w:t>لمن كُتب إنجيل متى؟</w:t>
@@ -293,11 +355,15 @@
       </w:pPr>
       <w:r>
         <w:rPr>
-          <w:lang w:val="ar_AE" w:bidi="ar_AE"/>
-        </w:rPr>
-      </w:r>
-      <w:r>
-        <w:rPr>
+          <w:rtl/>
+          <w:cs/>
+          <w:lang w:val="ar_AE" w:bidi="ar_AE"/>
+        </w:rPr>
+      </w:r>
+      <w:r>
+        <w:rPr>
+          <w:rtl/>
+          <w:cs/>
           <w:lang w:val="ar_AE" w:bidi="ar_AE"/>
         </w:rPr>
         <w:t>لليهود الموجودين في إسرائيل زمن يسوع.</w:t>
@@ -312,11 +378,15 @@
       </w:pPr>
       <w:r>
         <w:rPr>
-          <w:lang w:val="ar_AE" w:bidi="ar_AE"/>
-        </w:rPr>
-      </w:r>
-      <w:r>
-        <w:rPr>
+          <w:rtl/>
+          <w:cs/>
+          <w:lang w:val="ar_AE" w:bidi="ar_AE"/>
+        </w:rPr>
+      </w:r>
+      <w:r>
+        <w:rPr>
+          <w:rtl/>
+          <w:cs/>
           <w:lang w:val="ar_AE" w:bidi="ar_AE"/>
         </w:rPr>
         <w:t>يدرك أتباع يسوع أن إنجيل متى يشارك الحق عن يسوع. لذلك فهو لجميع الناس في كل مكان.</w:t>
@@ -328,12 +398,16 @@
       </w:pPr>
       <w:r>
         <w:rPr>
+          <w:rtl/>
+          <w:cs/>
           <w:lang w:val="ar_AE" w:bidi="ar_AE"/>
         </w:rPr>
       </w:r>
       <w:r>
         <w:rPr>
           <w:b/>
+          <w:rtl/>
+          <w:cs/>
           <w:lang w:val="ar_AE" w:bidi="ar_AE"/>
         </w:rPr>
         <w:t>لماذا كُتب إنجيل متى؟</w:t>
@@ -348,11 +422,15 @@
       </w:pPr>
       <w:r>
         <w:rPr>
-          <w:lang w:val="ar_AE" w:bidi="ar_AE"/>
-        </w:rPr>
-      </w:r>
-      <w:r>
-        <w:rPr>
+          <w:rtl/>
+          <w:cs/>
+          <w:lang w:val="ar_AE" w:bidi="ar_AE"/>
+        </w:rPr>
+      </w:r>
+      <w:r>
+        <w:rPr>
+          <w:rtl/>
+          <w:cs/>
           <w:lang w:val="ar_AE" w:bidi="ar_AE"/>
         </w:rPr>
         <w:t>ليُظهر لليهود أن يسوع هو الملك والمسيَّا الذي وعد الله بإرساله.</w:t>
@@ -367,11 +445,15 @@
       </w:pPr>
       <w:r>
         <w:rPr>
-          <w:lang w:val="ar_AE" w:bidi="ar_AE"/>
-        </w:rPr>
-      </w:r>
-      <w:r>
-        <w:rPr>
+          <w:rtl/>
+          <w:cs/>
+          <w:lang w:val="ar_AE" w:bidi="ar_AE"/>
+        </w:rPr>
+      </w:r>
+      <w:r>
+        <w:rPr>
+          <w:rtl/>
+          <w:cs/>
           <w:lang w:val="ar_AE" w:bidi="ar_AE"/>
         </w:rPr>
         <w:t>لحث اليهود على الإيمان بيسوع واتِّبَاعه بإخلاص.</w:t>
@@ -383,12 +465,16 @@
       </w:pPr>
       <w:r>
         <w:rPr>
+          <w:rtl/>
+          <w:cs/>
           <w:lang w:val="ar_AE" w:bidi="ar_AE"/>
         </w:rPr>
       </w:r>
       <w:r>
         <w:rPr>
           <w:b/>
+          <w:rtl/>
+          <w:cs/>
           <w:lang w:val="ar_AE" w:bidi="ar_AE"/>
         </w:rPr>
         <w:t>الأفكار الرئيسية</w:t>
@@ -403,11 +489,15 @@
       </w:pPr>
       <w:r>
         <w:rPr>
-          <w:lang w:val="ar_AE" w:bidi="ar_AE"/>
-        </w:rPr>
-      </w:r>
-      <w:r>
-        <w:rPr>
+          <w:rtl/>
+          <w:cs/>
+          <w:lang w:val="ar_AE" w:bidi="ar_AE"/>
+        </w:rPr>
+      </w:r>
+      <w:r>
+        <w:rPr>
+          <w:rtl/>
+          <w:cs/>
           <w:lang w:val="ar_AE" w:bidi="ar_AE"/>
         </w:rPr>
         <w:t>حياة يسوع وعمله يحققان نبوات العهد القديم بخصوص المسيَّا.</w:t>
@@ -422,11 +512,15 @@
       </w:pPr>
       <w:r>
         <w:rPr>
-          <w:lang w:val="ar_AE" w:bidi="ar_AE"/>
-        </w:rPr>
-      </w:r>
-      <w:r>
-        <w:rPr>
+          <w:rtl/>
+          <w:cs/>
+          <w:lang w:val="ar_AE" w:bidi="ar_AE"/>
+        </w:rPr>
+      </w:r>
+      <w:r>
+        <w:rPr>
+          <w:rtl/>
+          <w:cs/>
           <w:lang w:val="ar_AE" w:bidi="ar_AE"/>
         </w:rPr>
         <w:t>كان لدى يسوع سلطان كمُعَلِّم. ولقد سجل متى تعاليم يسوع في خمس رسائل طويلة.</w:t>
@@ -441,11 +535,15 @@
       </w:pPr>
       <w:r>
         <w:rPr>
-          <w:lang w:val="ar_AE" w:bidi="ar_AE"/>
-        </w:rPr>
-      </w:r>
-      <w:r>
-        <w:rPr>
+          <w:rtl/>
+          <w:cs/>
+          <w:lang w:val="ar_AE" w:bidi="ar_AE"/>
+        </w:rPr>
+      </w:r>
+      <w:r>
+        <w:rPr>
+          <w:rtl/>
+          <w:cs/>
           <w:lang w:val="ar_AE" w:bidi="ar_AE"/>
         </w:rPr>
         <w:t>يسوع هو ملك العالم كله.</w:t>
@@ -460,11 +558,15 @@
       </w:pPr>
       <w:r>
         <w:rPr>
-          <w:lang w:val="ar_AE" w:bidi="ar_AE"/>
-        </w:rPr>
-      </w:r>
-      <w:r>
-        <w:rPr>
+          <w:rtl/>
+          <w:cs/>
+          <w:lang w:val="ar_AE" w:bidi="ar_AE"/>
+        </w:rPr>
+      </w:r>
+      <w:r>
+        <w:rPr>
+          <w:rtl/>
+          <w:cs/>
           <w:lang w:val="ar_AE" w:bidi="ar_AE"/>
         </w:rPr>
         <w:t>أحضر يسوع ملكوت الله إلى الأرض.</w:t>
@@ -476,12 +578,16 @@
       </w:pPr>
       <w:r>
         <w:rPr>
+          <w:rtl/>
+          <w:cs/>
           <w:lang w:val="ar_AE" w:bidi="ar_AE"/>
         </w:rPr>
       </w:r>
       <w:r>
         <w:rPr>
           <w:b/>
+          <w:rtl/>
+          <w:cs/>
           <w:lang w:val="ar_AE" w:bidi="ar_AE"/>
         </w:rPr>
         <w:t>مخطط السفر</w:t>
@@ -493,12 +599,16 @@
       </w:pPr>
       <w:r>
         <w:rPr>
+          <w:rtl/>
+          <w:cs/>
           <w:lang w:val="ar_AE" w:bidi="ar_AE"/>
         </w:rPr>
       </w:r>
       <w:r>
         <w:rPr>
           <w:b/>
+          <w:rtl/>
+          <w:cs/>
           <w:lang w:val="ar_AE" w:bidi="ar_AE"/>
         </w:rPr>
         <w:t>سلسلة نسب يسوع وولادته (1 - 2).</w:t>
@@ -510,12 +620,16 @@
       </w:pPr>
       <w:r>
         <w:rPr>
+          <w:rtl/>
+          <w:cs/>
           <w:lang w:val="ar_AE" w:bidi="ar_AE"/>
         </w:rPr>
       </w:r>
       <w:r>
         <w:rPr>
           <w:b/>
+          <w:rtl/>
+          <w:cs/>
           <w:lang w:val="ar_AE" w:bidi="ar_AE"/>
         </w:rPr>
         <w:t>معمودية يسوع والتجربة (3 – 4).</w:t>
@@ -527,12 +641,16 @@
       </w:pPr>
       <w:r>
         <w:rPr>
+          <w:rtl/>
+          <w:cs/>
           <w:lang w:val="ar_AE" w:bidi="ar_AE"/>
         </w:rPr>
       </w:r>
       <w:r>
         <w:rPr>
           <w:b/>
+          <w:rtl/>
+          <w:cs/>
           <w:lang w:val="ar_AE" w:bidi="ar_AE"/>
         </w:rPr>
         <w:t>الرسالة الطويلة الأولى ليسوع. الموعظة على الجبل (5 - 7).</w:t>
@@ -544,12 +662,16 @@
       </w:pPr>
       <w:r>
         <w:rPr>
+          <w:rtl/>
+          <w:cs/>
           <w:lang w:val="ar_AE" w:bidi="ar_AE"/>
         </w:rPr>
       </w:r>
       <w:r>
         <w:rPr>
           <w:b/>
+          <w:rtl/>
+          <w:cs/>
           <w:lang w:val="ar_AE" w:bidi="ar_AE"/>
         </w:rPr>
         <w:t>يسوع يُظهر أن لديه سلطان (8 - 9).</w:t>
@@ -561,12 +683,16 @@
       </w:pPr>
       <w:r>
         <w:rPr>
+          <w:rtl/>
+          <w:cs/>
           <w:lang w:val="ar_AE" w:bidi="ar_AE"/>
         </w:rPr>
       </w:r>
       <w:r>
         <w:rPr>
           <w:b/>
+          <w:rtl/>
+          <w:cs/>
           <w:lang w:val="ar_AE" w:bidi="ar_AE"/>
         </w:rPr>
         <w:t>الرسالة الطويلة الثانية ليسوع. تعاليم للـ 12 تلميذًا (10).</w:t>
@@ -578,12 +704,16 @@
       </w:pPr>
       <w:r>
         <w:rPr>
+          <w:rtl/>
+          <w:cs/>
           <w:lang w:val="ar_AE" w:bidi="ar_AE"/>
         </w:rPr>
       </w:r>
       <w:r>
         <w:rPr>
           <w:b/>
+          <w:rtl/>
+          <w:cs/>
           <w:lang w:val="ar_AE" w:bidi="ar_AE"/>
         </w:rPr>
         <w:t>البعض يؤمن بيسوع والبعض يعارضه (11 - 12).</w:t>
@@ -595,12 +725,16 @@
       </w:pPr>
       <w:r>
         <w:rPr>
+          <w:rtl/>
+          <w:cs/>
           <w:lang w:val="ar_AE" w:bidi="ar_AE"/>
         </w:rPr>
       </w:r>
       <w:r>
         <w:rPr>
           <w:b/>
+          <w:rtl/>
+          <w:cs/>
           <w:lang w:val="ar_AE" w:bidi="ar_AE"/>
         </w:rPr>
         <w:t>الرسالة الطويلة الثالثة ليسوع. تعاليم عن ملكوت السماوات (13).</w:t>
@@ -612,12 +746,16 @@
       </w:pPr>
       <w:r>
         <w:rPr>
+          <w:rtl/>
+          <w:cs/>
           <w:lang w:val="ar_AE" w:bidi="ar_AE"/>
         </w:rPr>
       </w:r>
       <w:r>
         <w:rPr>
           <w:b/>
+          <w:rtl/>
+          <w:cs/>
           <w:lang w:val="ar_AE" w:bidi="ar_AE"/>
         </w:rPr>
         <w:t>يسوع يقوم بالمعجزات ويواجه المعارضة (14 – 17).</w:t>
@@ -629,12 +767,16 @@
       </w:pPr>
       <w:r>
         <w:rPr>
+          <w:rtl/>
+          <w:cs/>
           <w:lang w:val="ar_AE" w:bidi="ar_AE"/>
         </w:rPr>
       </w:r>
       <w:r>
         <w:rPr>
           <w:b/>
+          <w:rtl/>
+          <w:cs/>
           <w:lang w:val="ar_AE" w:bidi="ar_AE"/>
         </w:rPr>
         <w:t>الرسالة الطويلة الرابعة ليسوع. تعاليم عن ملكوت السماوات وعن من يكون عظيمًا (18).</w:t>
@@ -646,12 +788,16 @@
       </w:pPr>
       <w:r>
         <w:rPr>
+          <w:rtl/>
+          <w:cs/>
           <w:lang w:val="ar_AE" w:bidi="ar_AE"/>
         </w:rPr>
       </w:r>
       <w:r>
         <w:rPr>
           <w:b/>
+          <w:rtl/>
+          <w:cs/>
           <w:lang w:val="ar_AE" w:bidi="ar_AE"/>
         </w:rPr>
         <w:t>يسوع يسافر إلى أورشليم ويُحذر أورشليم (19 - 23).</w:t>
@@ -663,12 +809,16 @@
       </w:pPr>
       <w:r>
         <w:rPr>
+          <w:rtl/>
+          <w:cs/>
           <w:lang w:val="ar_AE" w:bidi="ar_AE"/>
         </w:rPr>
       </w:r>
       <w:r>
         <w:rPr>
           <w:b/>
+          <w:rtl/>
+          <w:cs/>
           <w:lang w:val="ar_AE" w:bidi="ar_AE"/>
         </w:rPr>
         <w:t>الرسالة الخامسة الطويلة ليسوع. تعاليم من جبل الزيتون (24 - 25).</w:t>
@@ -680,12 +830,16 @@
       </w:pPr>
       <w:r>
         <w:rPr>
+          <w:rtl/>
+          <w:cs/>
           <w:lang w:val="ar_AE" w:bidi="ar_AE"/>
         </w:rPr>
       </w:r>
       <w:r>
         <w:rPr>
           <w:b/>
+          <w:rtl/>
+          <w:cs/>
           <w:lang w:val="ar_AE" w:bidi="ar_AE"/>
         </w:rPr>
         <w:t>الأيام الأخيرة ليسوع، موته وقيامته (26:1 – 28:15).</w:t>
@@ -697,23 +851,31 @@
       </w:pPr>
       <w:r>
         <w:rPr>
+          <w:rtl/>
+          <w:cs/>
           <w:lang w:val="ar_AE" w:bidi="ar_AE"/>
         </w:rPr>
       </w:r>
       <w:r>
         <w:rPr>
           <w:b/>
+          <w:rtl/>
+          <w:cs/>
           <w:lang w:val="ar_AE" w:bidi="ar_AE"/>
         </w:rPr>
         <w:t>وصايا يسوع الأخيرة لتلاميذه (28:16–20).</w:t>
       </w:r>
       <w:r>
         <w:rPr>
-          <w:lang w:val="ar_AE" w:bidi="ar_AE"/>
-        </w:rPr>
-      </w:r>
-      <w:r>
-        <w:rPr>
+          <w:rtl/>
+          <w:cs/>
+          <w:lang w:val="ar_AE" w:bidi="ar_AE"/>
+        </w:rPr>
+      </w:r>
+      <w:r>
+        <w:rPr>
+          <w:rtl/>
+          <w:cs/>
           <w:lang w:val="ar_AE" w:bidi="ar_AE"/>
         </w:rPr>
       </w:r>
